--- a/apps/bff/templates/dfd_models/DP/model.docx
+++ b/apps/bff/templates/dfd_models/DP/model.docx
@@ -21,7 +21,7 @@
       <w:footerReference w:type="default" r:id="rId3"/>
       <w:type w:val="nextPage"/>
       <w:pgSz w:w="11906" w:h="16838"/>
-      <w:pgMar w:left="1701" w:right="1134" w:gutter="0" w:header="0" w:top="4043" w:footer="0" w:bottom="1985"/>
+      <w:pgMar w:left="1701" w:right="1134" w:gutter="0" w:header="0" w:top="3402" w:footer="0" w:bottom="1134"/>
       <w:pgNumType w:fmt="decimal"/>
       <w:formProt w:val="false"/>
       <w:textDirection w:val="lrTb"/>
@@ -608,6 +608,7 @@
           <w:pPr>
             <w:pStyle w:val="Normal"/>
             <w:spacing w:lineRule="auto" w:line="276"/>
+            <w:jc w:val="center"/>
             <w:rPr>
               <w:rFonts w:ascii="Arial" w:hAnsi="Arial" w:cs="Arial"/>
               <w:b/>
@@ -645,9 +646,9 @@
             </w:rPr>
             <w:drawing>
               <wp:inline distT="0" distB="0" distL="0" distR="0">
-                <wp:extent cx="2372360" cy="746760"/>
+                <wp:extent cx="1790065" cy="735330"/>
                 <wp:effectExtent l="0" t="0" r="0" b="0"/>
-                <wp:docPr id="1" name="Imagem 6" descr="" title=""/>
+                <wp:docPr id="1" name="Imagem 3" descr="" title=""/>
                 <wp:cNvGraphicFramePr>
                   <a:graphicFrameLocks xmlns:a="http://schemas.openxmlformats.org/drawingml/2006/main" noChangeAspect="1"/>
                 </wp:cNvGraphicFramePr>
@@ -655,14 +656,14 @@
                   <a:graphicData uri="http://schemas.openxmlformats.org/drawingml/2006/picture">
                     <pic:pic xmlns:pic="http://schemas.openxmlformats.org/drawingml/2006/picture">
                       <pic:nvPicPr>
-                        <pic:cNvPr id="1" name="Imagem 6" descr="" title=""/>
+                        <pic:cNvPr id="1" name="Imagem 3" descr="" title=""/>
                         <pic:cNvPicPr>
                           <a:picLocks noChangeAspect="1" noChangeArrowheads="1"/>
                         </pic:cNvPicPr>
                       </pic:nvPicPr>
                       <pic:blipFill>
                         <a:blip r:embed="rId1"/>
-                        <a:srcRect l="-15" t="-49" r="-15" b="-49"/>
+                        <a:srcRect l="-20" t="-48" r="-20" b="-48"/>
                         <a:stretch>
                           <a:fillRect/>
                         </a:stretch>
@@ -670,7 +671,7 @@
                       <pic:spPr bwMode="auto">
                         <a:xfrm>
                           <a:off x="0" y="0"/>
-                          <a:ext cx="2372360" cy="746760"/>
+                          <a:ext cx="1790065" cy="735330"/>
                         </a:xfrm>
                         <a:prstGeom prst="rect">
                           <a:avLst/>
@@ -825,9 +826,9 @@
             </w:rPr>
             <w:drawing>
               <wp:inline distT="0" distB="0" distL="0" distR="0">
-                <wp:extent cx="1282700" cy="687070"/>
+                <wp:extent cx="1282700" cy="689610"/>
                 <wp:effectExtent l="0" t="0" r="0" b="0"/>
-                <wp:docPr id="2" name="Figura1" descr="" title=""/>
+                <wp:docPr id="2" name="Imagem 6" descr="" title=""/>
                 <wp:cNvGraphicFramePr>
                   <a:graphicFrameLocks xmlns:a="http://schemas.openxmlformats.org/drawingml/2006/main" noChangeAspect="1"/>
                 </wp:cNvGraphicFramePr>
@@ -835,7 +836,7 @@
                   <a:graphicData uri="http://schemas.openxmlformats.org/drawingml/2006/picture">
                     <pic:pic xmlns:pic="http://schemas.openxmlformats.org/drawingml/2006/picture">
                       <pic:nvPicPr>
-                        <pic:cNvPr id="2" name="Figura1" descr="" title=""/>
+                        <pic:cNvPr id="2" name="Imagem 6" descr="" title=""/>
                         <pic:cNvPicPr>
                           <a:picLocks noChangeAspect="1" noChangeArrowheads="1"/>
                         </pic:cNvPicPr>
@@ -850,7 +851,7 @@
                       <pic:spPr bwMode="auto">
                         <a:xfrm>
                           <a:off x="0" y="0"/>
-                          <a:ext cx="1282700" cy="687070"/>
+                          <a:ext cx="1282700" cy="689610"/>
                         </a:xfrm>
                         <a:prstGeom prst="rect">
                           <a:avLst/>
